--- a/项目文档/文档模板说明.docx
+++ b/项目文档/文档模板说明.docx
@@ -611,7 +611,7 @@
                 <w:rFonts w:ascii="宋体" w:hAnsi="宋体" w:eastAsia="宋体"/>
                 <w:sz w:val="18"/>
               </w:rPr>
-              <w:t>2026-06-26</w:t>
+              <w:t>2026-06-24</w:t>
             </w:r>
           </w:p>
         </w:tc>
@@ -1116,7 +1116,7 @@
           <w:rFonts w:ascii="宋体" w:hAnsi="宋体" w:eastAsia="宋体"/>
           <w:sz w:val="20"/>
         </w:rPr>
-        <w:t>所有补充材料必须能说明其用途：追溯矩阵用于验收覆盖，会议纪要用于过程管理，PPT大纲用于答辩组织，图表文档用于概要设计和展示复用。</w:t>
+        <w:t>所有补充材料必须能说明其用途：追溯矩阵用于验收覆盖，会议纪要用于过程管理，演示检查说明用于答辩组织，图表文档用于概要设计和展示复用。</w:t>
       </w:r>
     </w:p>
     <w:tbl>

--- a/项目文档/文档模板说明.docx
+++ b/项目文档/文档模板说明.docx
@@ -337,7 +337,7 @@
                 <w:rFonts w:ascii="宋体" w:hAnsi="宋体" w:eastAsia="宋体"/>
                 <w:sz w:val="20"/>
               </w:rPr>
-              <w:t>组长</w:t>
+              <w:t>罗元恒</w:t>
             </w:r>
           </w:p>
         </w:tc>
@@ -523,7 +523,7 @@
                 <w:rFonts w:ascii="宋体" w:hAnsi="宋体" w:eastAsia="宋体"/>
                 <w:sz w:val="18"/>
               </w:rPr>
-              <w:t>组长</w:t>
+              <w:t>罗元恒</w:t>
             </w:r>
           </w:p>
         </w:tc>
@@ -581,7 +581,7 @@
                 <w:rFonts w:ascii="宋体" w:hAnsi="宋体" w:eastAsia="宋体"/>
                 <w:sz w:val="18"/>
               </w:rPr>
-              <w:t>组长</w:t>
+              <w:t>罗元恒</w:t>
             </w:r>
           </w:p>
         </w:tc>
@@ -639,7 +639,7 @@
                 <w:rFonts w:ascii="宋体" w:hAnsi="宋体" w:eastAsia="宋体"/>
                 <w:sz w:val="18"/>
               </w:rPr>
-              <w:t>组长</w:t>
+              <w:t>罗元恒</w:t>
             </w:r>
           </w:p>
         </w:tc>
@@ -1103,7 +1103,7 @@
           <w:rFonts w:ascii="宋体" w:hAnsi="宋体" w:eastAsia="宋体"/>
           <w:sz w:val="20"/>
         </w:rPr>
-        <w:t>组长提交前应按文件清单逐项打开检查，确认封面字段、中文显示、表格边框、图片清晰度和页眉页脚正常。对于仍需后续填写的信息，应集中保留在封面占位符中，不应散落在正文关键结论里。</w:t>
+        <w:t>罗元恒提交前应按文件清单逐项打开检查，确认封面字段、中文显示、表格边框、图片清晰度和页眉页脚正常。对于仍需后续填写的信息，应集中保留在封面占位符中，不应散落在正文关键结论里。</w:t>
       </w:r>
     </w:p>
     <w:p>

--- a/项目文档/文档模板说明.docx
+++ b/项目文档/文档模板说明.docx
@@ -2,6 +2,8 @@
 <file path=word/document.xml><?xml version="1.0" encoding="utf-8"?>
 <w:document xmlns:wpc="http://schemas.microsoft.com/office/word/2010/wordprocessingCanvas" xmlns:mo="http://schemas.microsoft.com/office/mac/office/2008/main" xmlns:mc="http://schemas.openxmlformats.org/markup-compatibility/2006" xmlns:mv="urn:schemas-microsoft-com:mac:vml" xmlns:o="urn:schemas-microsoft-com:office:office" xmlns:r="http://schemas.openxmlformats.org/officeDocument/2006/relationships" xmlns:m="http://schemas.openxmlformats.org/officeDocument/2006/math" xmlns:v="urn:schemas-microsoft-com:vml" xmlns:wp14="http://schemas.microsoft.com/office/word/2010/wordprocessingDrawing" xmlns:wp="http://schemas.openxmlformats.org/drawingml/2006/wordprocessingDrawing" xmlns:w10="urn:schemas-microsoft-com:office:word" xmlns:w="http://schemas.openxmlformats.org/wordprocessingml/2006/main" xmlns:w14="http://schemas.microsoft.com/office/word/2010/wordml" xmlns:wpg="http://schemas.microsoft.com/office/word/2010/wordprocessingGroup" xmlns:wpi="http://schemas.microsoft.com/office/word/2010/wordprocessingInk" xmlns:wne="http://schemas.microsoft.com/office/word/2006/wordml" xmlns:wps="http://schemas.microsoft.com/office/word/2010/wordprocessingShape" mc:Ignorable="w14 wp14">
   <w:body>
+    <w:p/>
+    <w:p/>
     <w:p/>
     <w:p/>
     <w:p/>
@@ -15,7 +17,20 @@
           <w:b/>
           <w:sz w:val="44"/>
         </w:rPr>
-        <w:t>信息收集整合系统</w:t>
+        <w:t>集思 · 信息收集整合系统</w:t>
+      </w:r>
+    </w:p>
+    <w:p>
+      <w:pPr>
+        <w:jc w:val="center"/>
+      </w:pPr>
+      <w:r>
+        <w:rPr>
+          <w:rFonts w:ascii="宋体" w:hAnsi="宋体" w:eastAsia="宋体"/>
+          <w:b w:val="0"/>
+          <w:sz w:val="28"/>
+        </w:rPr>
+        <w:t>Jisi InfoHub</w:t>
       </w:r>
     </w:p>
     <w:p>
@@ -31,348 +46,6 @@
         <w:t>文档模板说明</w:t>
       </w:r>
     </w:p>
-    <w:p/>
-    <w:tbl>
-      <w:tblPr>
-        <w:tblStyle w:val="TableGrid"/>
-        <w:tblW w:type="auto" w:w="0"/>
-        <w:tblLook w:firstColumn="1" w:firstRow="1" w:lastColumn="0" w:lastRow="0" w:noHBand="0" w:noVBand="1" w:val="04A0"/>
-      </w:tblPr>
-      <w:tblGrid>
-        <w:gridCol w:w="4646"/>
-        <w:gridCol w:w="4646"/>
-      </w:tblGrid>
-      <w:tr>
-        <w:tc>
-          <w:tcPr>
-            <w:tcW w:type="dxa" w:w="4646"/>
-          </w:tcPr>
-          <w:p>
-            <w:r>
-              <w:rPr>
-                <w:rFonts w:ascii="宋体" w:hAnsi="宋体" w:eastAsia="宋体"/>
-                <w:sz w:val="20"/>
-              </w:rPr>
-              <w:t>文档编号</w:t>
-            </w:r>
-          </w:p>
-        </w:tc>
-        <w:tc>
-          <w:tcPr>
-            <w:tcW w:type="dxa" w:w="4646"/>
-          </w:tcPr>
-          <w:p>
-            <w:r>
-              <w:rPr>
-                <w:rFonts w:ascii="宋体" w:hAnsi="宋体" w:eastAsia="宋体"/>
-                <w:sz w:val="20"/>
-              </w:rPr>
-              <w:t>TPL-001</w:t>
-            </w:r>
-          </w:p>
-        </w:tc>
-      </w:tr>
-      <w:tr>
-        <w:tc>
-          <w:tcPr>
-            <w:tcW w:type="dxa" w:w="4646"/>
-          </w:tcPr>
-          <w:p>
-            <w:r>
-              <w:rPr>
-                <w:rFonts w:ascii="宋体" w:hAnsi="宋体" w:eastAsia="宋体"/>
-                <w:sz w:val="20"/>
-              </w:rPr>
-              <w:t>执行标准</w:t>
-            </w:r>
-          </w:p>
-        </w:tc>
-        <w:tc>
-          <w:tcPr>
-            <w:tcW w:type="dxa" w:w="4646"/>
-          </w:tcPr>
-          <w:p>
-            <w:r>
-              <w:rPr>
-                <w:rFonts w:ascii="宋体" w:hAnsi="宋体" w:eastAsia="宋体"/>
-                <w:sz w:val="20"/>
-              </w:rPr>
-              <w:t>项目管理补充文档</w:t>
-            </w:r>
-          </w:p>
-        </w:tc>
-      </w:tr>
-      <w:tr>
-        <w:tc>
-          <w:tcPr>
-            <w:tcW w:type="dxa" w:w="4646"/>
-          </w:tcPr>
-          <w:p>
-            <w:r>
-              <w:rPr>
-                <w:rFonts w:ascii="宋体" w:hAnsi="宋体" w:eastAsia="宋体"/>
-                <w:sz w:val="20"/>
-              </w:rPr>
-              <w:t>版本</w:t>
-            </w:r>
-          </w:p>
-        </w:tc>
-        <w:tc>
-          <w:tcPr>
-            <w:tcW w:type="dxa" w:w="4646"/>
-          </w:tcPr>
-          <w:p>
-            <w:r>
-              <w:rPr>
-                <w:rFonts w:ascii="宋体" w:hAnsi="宋体" w:eastAsia="宋体"/>
-                <w:sz w:val="20"/>
-              </w:rPr>
-              <w:t>V1.0</w:t>
-            </w:r>
-          </w:p>
-        </w:tc>
-      </w:tr>
-      <w:tr>
-        <w:tc>
-          <w:tcPr>
-            <w:tcW w:type="dxa" w:w="4646"/>
-          </w:tcPr>
-          <w:p>
-            <w:r>
-              <w:rPr>
-                <w:rFonts w:ascii="宋体" w:hAnsi="宋体" w:eastAsia="宋体"/>
-                <w:sz w:val="20"/>
-              </w:rPr>
-              <w:t>密级</w:t>
-            </w:r>
-          </w:p>
-        </w:tc>
-        <w:tc>
-          <w:tcPr>
-            <w:tcW w:type="dxa" w:w="4646"/>
-          </w:tcPr>
-          <w:p>
-            <w:r>
-              <w:rPr>
-                <w:rFonts w:ascii="宋体" w:hAnsi="宋体" w:eastAsia="宋体"/>
-                <w:sz w:val="20"/>
-              </w:rPr>
-              <w:t>内部</w:t>
-            </w:r>
-          </w:p>
-        </w:tc>
-      </w:tr>
-      <w:tr>
-        <w:tc>
-          <w:tcPr>
-            <w:tcW w:type="dxa" w:w="4646"/>
-          </w:tcPr>
-          <w:p>
-            <w:r>
-              <w:rPr>
-                <w:rFonts w:ascii="宋体" w:hAnsi="宋体" w:eastAsia="宋体"/>
-                <w:sz w:val="20"/>
-              </w:rPr>
-              <w:t>学校</w:t>
-            </w:r>
-          </w:p>
-        </w:tc>
-        <w:tc>
-          <w:tcPr>
-            <w:tcW w:type="dxa" w:w="4646"/>
-          </w:tcPr>
-          <w:p>
-            <w:r>
-              <w:rPr>
-                <w:rFonts w:ascii="宋体" w:hAnsi="宋体" w:eastAsia="宋体"/>
-                <w:sz w:val="20"/>
-              </w:rPr>
-              <w:t>【待填写】</w:t>
-            </w:r>
-          </w:p>
-        </w:tc>
-      </w:tr>
-      <w:tr>
-        <w:tc>
-          <w:tcPr>
-            <w:tcW w:type="dxa" w:w="4646"/>
-          </w:tcPr>
-          <w:p>
-            <w:r>
-              <w:rPr>
-                <w:rFonts w:ascii="宋体" w:hAnsi="宋体" w:eastAsia="宋体"/>
-                <w:sz w:val="20"/>
-              </w:rPr>
-              <w:t>课程</w:t>
-            </w:r>
-          </w:p>
-        </w:tc>
-        <w:tc>
-          <w:tcPr>
-            <w:tcW w:type="dxa" w:w="4646"/>
-          </w:tcPr>
-          <w:p>
-            <w:r>
-              <w:rPr>
-                <w:rFonts w:ascii="宋体" w:hAnsi="宋体" w:eastAsia="宋体"/>
-                <w:sz w:val="20"/>
-              </w:rPr>
-              <w:t>【待填写】</w:t>
-            </w:r>
-          </w:p>
-        </w:tc>
-      </w:tr>
-      <w:tr>
-        <w:tc>
-          <w:tcPr>
-            <w:tcW w:type="dxa" w:w="4646"/>
-          </w:tcPr>
-          <w:p>
-            <w:r>
-              <w:rPr>
-                <w:rFonts w:ascii="宋体" w:hAnsi="宋体" w:eastAsia="宋体"/>
-                <w:sz w:val="20"/>
-              </w:rPr>
-              <w:t>班级</w:t>
-            </w:r>
-          </w:p>
-        </w:tc>
-        <w:tc>
-          <w:tcPr>
-            <w:tcW w:type="dxa" w:w="4646"/>
-          </w:tcPr>
-          <w:p>
-            <w:r>
-              <w:rPr>
-                <w:rFonts w:ascii="宋体" w:hAnsi="宋体" w:eastAsia="宋体"/>
-                <w:sz w:val="20"/>
-              </w:rPr>
-              <w:t>【待填写】</w:t>
-            </w:r>
-          </w:p>
-        </w:tc>
-      </w:tr>
-      <w:tr>
-        <w:tc>
-          <w:tcPr>
-            <w:tcW w:type="dxa" w:w="4646"/>
-          </w:tcPr>
-          <w:p>
-            <w:r>
-              <w:rPr>
-                <w:rFonts w:ascii="宋体" w:hAnsi="宋体" w:eastAsia="宋体"/>
-                <w:sz w:val="20"/>
-              </w:rPr>
-              <w:t>学号</w:t>
-            </w:r>
-          </w:p>
-        </w:tc>
-        <w:tc>
-          <w:tcPr>
-            <w:tcW w:type="dxa" w:w="4646"/>
-          </w:tcPr>
-          <w:p>
-            <w:r>
-              <w:rPr>
-                <w:rFonts w:ascii="宋体" w:hAnsi="宋体" w:eastAsia="宋体"/>
-                <w:sz w:val="20"/>
-              </w:rPr>
-              <w:t>【待填写】</w:t>
-            </w:r>
-          </w:p>
-        </w:tc>
-      </w:tr>
-      <w:tr>
-        <w:tc>
-          <w:tcPr>
-            <w:tcW w:type="dxa" w:w="4646"/>
-          </w:tcPr>
-          <w:p>
-            <w:r>
-              <w:rPr>
-                <w:rFonts w:ascii="宋体" w:hAnsi="宋体" w:eastAsia="宋体"/>
-                <w:sz w:val="20"/>
-              </w:rPr>
-              <w:t>指导老师</w:t>
-            </w:r>
-          </w:p>
-        </w:tc>
-        <w:tc>
-          <w:tcPr>
-            <w:tcW w:type="dxa" w:w="4646"/>
-          </w:tcPr>
-          <w:p>
-            <w:r>
-              <w:rPr>
-                <w:rFonts w:ascii="宋体" w:hAnsi="宋体" w:eastAsia="宋体"/>
-                <w:sz w:val="20"/>
-              </w:rPr>
-              <w:t>【待填写】</w:t>
-            </w:r>
-          </w:p>
-        </w:tc>
-      </w:tr>
-      <w:tr>
-        <w:tc>
-          <w:tcPr>
-            <w:tcW w:type="dxa" w:w="4646"/>
-          </w:tcPr>
-          <w:p>
-            <w:r>
-              <w:rPr>
-                <w:rFonts w:ascii="宋体" w:hAnsi="宋体" w:eastAsia="宋体"/>
-                <w:sz w:val="20"/>
-              </w:rPr>
-              <w:t>编写人</w:t>
-            </w:r>
-          </w:p>
-        </w:tc>
-        <w:tc>
-          <w:tcPr>
-            <w:tcW w:type="dxa" w:w="4646"/>
-          </w:tcPr>
-          <w:p>
-            <w:r>
-              <w:rPr>
-                <w:rFonts w:ascii="宋体" w:hAnsi="宋体" w:eastAsia="宋体"/>
-                <w:sz w:val="20"/>
-              </w:rPr>
-              <w:t>罗元恒</w:t>
-            </w:r>
-          </w:p>
-        </w:tc>
-      </w:tr>
-      <w:tr>
-        <w:tc>
-          <w:tcPr>
-            <w:tcW w:type="dxa" w:w="4646"/>
-          </w:tcPr>
-          <w:p>
-            <w:r>
-              <w:rPr>
-                <w:rFonts w:ascii="宋体" w:hAnsi="宋体" w:eastAsia="宋体"/>
-                <w:sz w:val="20"/>
-              </w:rPr>
-              <w:t>编写日期</w:t>
-            </w:r>
-          </w:p>
-        </w:tc>
-        <w:tc>
-          <w:tcPr>
-            <w:tcW w:type="dxa" w:w="4646"/>
-          </w:tcPr>
-          <w:p>
-            <w:r>
-              <w:rPr>
-                <w:rFonts w:ascii="宋体" w:hAnsi="宋体" w:eastAsia="宋体"/>
-                <w:sz w:val="20"/>
-              </w:rPr>
-              <w:t>2026-06-13</w:t>
-            </w:r>
-          </w:p>
-        </w:tc>
-      </w:tr>
-    </w:tbl>
     <w:p>
       <w:pPr>
         <w:sectPr>
@@ -695,7 +368,7 @@
           <w:rFonts w:ascii="宋体" w:hAnsi="宋体" w:eastAsia="宋体"/>
           <w:sz w:val="20"/>
         </w:rPr>
-        <w:t>本文档规定小组所有GB标准文档的封面、标题、编号、图表、版本记录和交付命名规则，用于统一成员交付物格式。</w:t>
+        <w:t>本文档规定小组所有GB标准文档的封面、标题、图表、版本记录和交付命名规则，用于统一成员交付物格式。</w:t>
       </w:r>
     </w:p>
     <w:p>
@@ -1090,7 +763,7 @@
           <w:rFonts w:ascii="宋体" w:hAnsi="宋体" w:eastAsia="宋体"/>
           <w:sz w:val="20"/>
         </w:rPr>
-        <w:t>检查重点包括文档编号是否一致、图表编号是否规范、责任人是否明确、结论是否可执行、是否存在明显占位内容未替换。</w:t>
+        <w:t>检查重点包括文档标题是否一致、图表编号是否规范、责任人是否明确、结论是否可执行、是否存在明显占位内容未替换。</w:t>
       </w:r>
     </w:p>
     <w:p>
@@ -1103,7 +776,7 @@
           <w:rFonts w:ascii="宋体" w:hAnsi="宋体" w:eastAsia="宋体"/>
           <w:sz w:val="20"/>
         </w:rPr>
-        <w:t>罗元恒提交前应按文件清单逐项打开检查，确认封面字段、中文显示、表格边框、图片清晰度和页眉页脚正常。对于仍需后续填写的信息，应集中保留在封面占位符中，不应散落在正文关键结论里。</w:t>
+        <w:t>罗元恒提交前应按文件清单逐项打开检查，确认封面标题、中文显示、表格边框、图片清晰度和页眉页脚正常。对于仍需后续确认的信息，应集中记录在提交说明中，不应散落在正文关键结论里。</w:t>
       </w:r>
     </w:p>
     <w:p>
